--- a/backend-exhibits/Google MyDrive to Egnyte Advanced Plan - Advanced Not Include.docx
+++ b/backend-exhibits/Google MyDrive to Egnyte Advanced Plan - Advanced Not Include.docx
@@ -49,7 +49,7 @@
             </w:pPr>
             <w:r>
               <w:rPr>
-                <w:rFonts w:ascii="Arial" w:eastAsia="Arial" w:hAnsi="Arial" w:cs="Arial"/>
+                <w:rFonts w:ascii="Arial" w:hAnsi="Arial" w:cs="Arial" w:eastAsia="Arial"/>
                 <w:b/>
                 <w:sz w:val="21"/>
               </w:rPr>
@@ -79,7 +79,7 @@
             </w:pPr>
             <w:r>
               <w:rPr>
-                <w:rFonts w:ascii="Arial" w:eastAsia="Arial" w:hAnsi="Arial" w:cs="Arial"/>
+                <w:rFonts w:ascii="Arial" w:hAnsi="Arial" w:cs="Arial" w:eastAsia="Arial"/>
                 <w:b/>
                 <w:sz w:val="21"/>
               </w:rPr>
@@ -103,7 +103,7 @@
             </w:pPr>
             <w:r>
               <w:rPr>
-                <w:rFonts w:ascii="Arial" w:eastAsia="Arial" w:hAnsi="Arial" w:cs="Arial"/>
+                <w:rFonts w:ascii="Arial" w:hAnsi="Arial" w:cs="Arial" w:eastAsia="Arial"/>
                 <w:sz w:val="21"/>
               </w:rPr>
               <w:t xml:space="preserve">An option to map source and destination users through a visual selection of folders in the </w:t>
@@ -111,7 +111,7 @@
             <w:proofErr w:type="spellStart"/>
             <w:r>
               <w:rPr>
-                <w:rFonts w:ascii="Arial" w:eastAsia="Arial" w:hAnsi="Arial" w:cs="Arial"/>
+                <w:rFonts w:ascii="Arial" w:hAnsi="Arial" w:cs="Arial" w:eastAsia="Arial"/>
                 <w:sz w:val="21"/>
               </w:rPr>
               <w:t>CloudFuze</w:t>
@@ -119,7 +119,7 @@
             <w:proofErr w:type="spellEnd"/>
             <w:r>
               <w:rPr>
-                <w:rFonts w:ascii="Arial" w:eastAsia="Arial" w:hAnsi="Arial" w:cs="Arial"/>
+                <w:rFonts w:ascii="Arial" w:hAnsi="Arial" w:cs="Arial" w:eastAsia="Arial"/>
                 <w:sz w:val="21"/>
               </w:rPr>
               <w:t xml:space="preserve"> webapp.</w:t>
@@ -148,7 +148,7 @@
             </w:pPr>
             <w:r>
               <w:rPr>
-                <w:rFonts w:ascii="Arial" w:eastAsia="Arial" w:hAnsi="Arial" w:cs="Arial"/>
+                <w:rFonts w:ascii="Arial" w:hAnsi="Arial" w:cs="Arial" w:eastAsia="Arial"/>
                 <w:b/>
                 <w:sz w:val="21"/>
               </w:rPr>
@@ -172,7 +172,7 @@
             </w:pPr>
             <w:r>
               <w:rPr>
-                <w:rFonts w:ascii="Arial" w:eastAsia="Arial" w:hAnsi="Arial" w:cs="Arial"/>
+                <w:rFonts w:ascii="Arial" w:hAnsi="Arial" w:cs="Arial" w:eastAsia="Arial"/>
                 <w:sz w:val="21"/>
               </w:rPr>
               <w:t>Migration of selective versions of files from source to destination. If we opt for five, the last five versions will get migrates to the destination.</w:t>
@@ -201,7 +201,7 @@
             </w:pPr>
             <w:r>
               <w:rPr>
-                <w:rFonts w:ascii="Arial" w:eastAsia="Arial" w:hAnsi="Arial" w:cs="Arial"/>
+                <w:rFonts w:ascii="Arial" w:hAnsi="Arial" w:cs="Arial" w:eastAsia="Arial"/>
                 <w:b/>
                 <w:sz w:val="21"/>
               </w:rPr>
@@ -226,7 +226,7 @@
             <w:proofErr w:type="spellStart"/>
             <w:r>
               <w:rPr>
-                <w:rFonts w:ascii="Arial" w:eastAsia="Arial" w:hAnsi="Arial" w:cs="Arial"/>
+                <w:rFonts w:ascii="Arial" w:hAnsi="Arial" w:cs="Arial" w:eastAsia="Arial"/>
                 <w:sz w:val="21"/>
               </w:rPr>
               <w:t>CloudFuze</w:t>
@@ -234,7 +234,7 @@
             <w:proofErr w:type="spellEnd"/>
             <w:r>
               <w:rPr>
-                <w:rFonts w:ascii="Arial" w:eastAsia="Arial" w:hAnsi="Arial" w:cs="Arial"/>
+                <w:rFonts w:ascii="Arial" w:hAnsi="Arial" w:cs="Arial" w:eastAsia="Arial"/>
                 <w:sz w:val="21"/>
               </w:rPr>
               <w:t xml:space="preserve"> preserves all root folder permissions along with access levels.</w:t>
@@ -263,7 +263,7 @@
             </w:pPr>
             <w:r>
               <w:rPr>
-                <w:rFonts w:ascii="Arial" w:eastAsia="Arial" w:hAnsi="Arial" w:cs="Arial"/>
+                <w:rFonts w:ascii="Arial" w:hAnsi="Arial" w:cs="Arial" w:eastAsia="Arial"/>
                 <w:b/>
                 <w:sz w:val="21"/>
               </w:rPr>
@@ -288,7 +288,7 @@
             <w:proofErr w:type="spellStart"/>
             <w:r>
               <w:rPr>
-                <w:rFonts w:ascii="Arial" w:eastAsia="Arial" w:hAnsi="Arial" w:cs="Arial"/>
+                <w:rFonts w:ascii="Arial" w:hAnsi="Arial" w:cs="Arial" w:eastAsia="Arial"/>
                 <w:sz w:val="21"/>
               </w:rPr>
               <w:t>CloudFuze</w:t>
@@ -296,7 +296,7 @@
             <w:proofErr w:type="spellEnd"/>
             <w:r>
               <w:rPr>
-                <w:rFonts w:ascii="Arial" w:eastAsia="Arial" w:hAnsi="Arial" w:cs="Arial"/>
+                <w:rFonts w:ascii="Arial" w:hAnsi="Arial" w:cs="Arial" w:eastAsia="Arial"/>
                 <w:sz w:val="21"/>
               </w:rPr>
               <w:t xml:space="preserve"> preserves all subfolder permissions along with access levels.</w:t>
@@ -325,7 +325,7 @@
             </w:pPr>
             <w:r>
               <w:rPr>
-                <w:rFonts w:ascii="Arial" w:eastAsia="Arial" w:hAnsi="Arial" w:cs="Arial"/>
+                <w:rFonts w:ascii="Arial" w:hAnsi="Arial" w:cs="Arial" w:eastAsia="Arial"/>
                 <w:b/>
                 <w:sz w:val="21"/>
               </w:rPr>
@@ -350,7 +350,7 @@
             <w:proofErr w:type="spellStart"/>
             <w:r>
               <w:rPr>
-                <w:rFonts w:ascii="Arial" w:eastAsia="Arial" w:hAnsi="Arial" w:cs="Arial"/>
+                <w:rFonts w:ascii="Arial" w:hAnsi="Arial" w:cs="Arial" w:eastAsia="Arial"/>
                 <w:sz w:val="21"/>
               </w:rPr>
               <w:t>CloudFuze</w:t>
@@ -358,7 +358,7 @@
             <w:proofErr w:type="spellEnd"/>
             <w:r>
               <w:rPr>
-                <w:rFonts w:ascii="Arial" w:eastAsia="Arial" w:hAnsi="Arial" w:cs="Arial"/>
+                <w:rFonts w:ascii="Arial" w:hAnsi="Arial" w:cs="Arial" w:eastAsia="Arial"/>
                 <w:sz w:val="21"/>
               </w:rPr>
               <w:t xml:space="preserve"> preserves all Root file permissions along with access levels.</w:t>
@@ -387,7 +387,7 @@
             </w:pPr>
             <w:r>
               <w:rPr>
-                <w:rFonts w:ascii="Arial" w:eastAsia="Arial" w:hAnsi="Arial" w:cs="Arial"/>
+                <w:rFonts w:ascii="Arial" w:hAnsi="Arial" w:cs="Arial" w:eastAsia="Arial"/>
                 <w:b/>
                 <w:sz w:val="21"/>
               </w:rPr>
@@ -412,7 +412,7 @@
             <w:proofErr w:type="spellStart"/>
             <w:r>
               <w:rPr>
-                <w:rFonts w:ascii="Arial" w:eastAsia="Arial" w:hAnsi="Arial" w:cs="Arial"/>
+                <w:rFonts w:ascii="Arial" w:hAnsi="Arial" w:cs="Arial" w:eastAsia="Arial"/>
                 <w:sz w:val="21"/>
               </w:rPr>
               <w:t>CloudFuze</w:t>
@@ -420,7 +420,7 @@
             <w:proofErr w:type="spellEnd"/>
             <w:r>
               <w:rPr>
-                <w:rFonts w:ascii="Arial" w:eastAsia="Arial" w:hAnsi="Arial" w:cs="Arial"/>
+                <w:rFonts w:ascii="Arial" w:hAnsi="Arial" w:cs="Arial" w:eastAsia="Arial"/>
                 <w:sz w:val="21"/>
               </w:rPr>
               <w:t xml:space="preserve"> preserves all inner file permissions along with access levels.</w:t>
@@ -449,7 +449,7 @@
             </w:pPr>
             <w:r>
               <w:rPr>
-                <w:rFonts w:ascii="Arial" w:eastAsia="Arial" w:hAnsi="Arial" w:cs="Arial"/>
+                <w:rFonts w:ascii="Arial" w:hAnsi="Arial" w:cs="Arial" w:eastAsia="Arial"/>
                 <w:b/>
                 <w:sz w:val="21"/>
               </w:rPr>
@@ -474,7 +474,7 @@
             <w:proofErr w:type="spellStart"/>
             <w:r>
               <w:rPr>
-                <w:rFonts w:ascii="Arial" w:eastAsia="Arial" w:hAnsi="Arial" w:cs="Arial"/>
+                <w:rFonts w:ascii="Arial" w:hAnsi="Arial" w:cs="Arial" w:eastAsia="Arial"/>
                 <w:sz w:val="21"/>
               </w:rPr>
               <w:t>CloudFuze</w:t>
@@ -482,7 +482,7 @@
             <w:proofErr w:type="spellEnd"/>
             <w:r>
               <w:rPr>
-                <w:rFonts w:ascii="Arial" w:eastAsia="Arial" w:hAnsi="Arial" w:cs="Arial"/>
+                <w:rFonts w:ascii="Arial" w:hAnsi="Arial" w:cs="Arial" w:eastAsia="Arial"/>
                 <w:sz w:val="21"/>
               </w:rPr>
               <w:t xml:space="preserve"> can migrate external </w:t>
@@ -490,7 +490,7 @@
             <w:proofErr w:type="gramStart"/>
             <w:r>
               <w:rPr>
-                <w:rFonts w:ascii="Arial" w:eastAsia="Arial" w:hAnsi="Arial" w:cs="Arial"/>
+                <w:rFonts w:ascii="Arial" w:hAnsi="Arial" w:cs="Arial" w:eastAsia="Arial"/>
                 <w:sz w:val="21"/>
               </w:rPr>
               <w:t>permissions(</w:t>
@@ -498,7 +498,7 @@
             <w:proofErr w:type="gramEnd"/>
             <w:r>
               <w:rPr>
-                <w:rFonts w:ascii="Arial" w:eastAsia="Arial" w:hAnsi="Arial" w:cs="Arial"/>
+                <w:rFonts w:ascii="Arial" w:hAnsi="Arial" w:cs="Arial" w:eastAsia="Arial"/>
                 <w:sz w:val="21"/>
               </w:rPr>
               <w:t>Files/Folders shared with people of outside organizations) of files/folders to the destination along with access levels.</w:t>
@@ -527,7 +527,7 @@
             </w:pPr>
             <w:r>
               <w:rPr>
-                <w:rFonts w:ascii="Arial" w:eastAsia="Arial" w:hAnsi="Arial" w:cs="Arial"/>
+                <w:rFonts w:ascii="Arial" w:hAnsi="Arial" w:cs="Arial" w:eastAsia="Arial"/>
                 <w:b/>
                 <w:sz w:val="21"/>
               </w:rPr>
@@ -551,7 +551,7 @@
             </w:pPr>
             <w:r>
               <w:rPr>
-                <w:rFonts w:ascii="Arial" w:eastAsia="Arial" w:hAnsi="Arial" w:cs="Arial"/>
+                <w:rFonts w:ascii="Arial" w:hAnsi="Arial" w:cs="Arial" w:eastAsia="Arial"/>
                 <w:sz w:val="21"/>
               </w:rPr>
               <w:t>Inline file comments of the box will be migrated to the destination cloud. All the file comments will preserve in the CSV formatted file in the destination.</w:t>
@@ -580,7 +580,7 @@
             </w:pPr>
             <w:r>
               <w:rPr>
-                <w:rFonts w:ascii="Arial" w:eastAsia="Arial" w:hAnsi="Arial" w:cs="Arial"/>
+                <w:rFonts w:ascii="Arial" w:hAnsi="Arial" w:cs="Arial" w:eastAsia="Arial"/>
                 <w:b/>
                 <w:sz w:val="21"/>
               </w:rPr>
@@ -604,7 +604,7 @@
             </w:pPr>
             <w:r>
               <w:rPr>
-                <w:rFonts w:ascii="Arial" w:eastAsia="Arial" w:hAnsi="Arial" w:cs="Arial"/>
+                <w:rFonts w:ascii="Arial" w:hAnsi="Arial" w:cs="Arial" w:eastAsia="Arial"/>
                 <w:sz w:val="21"/>
               </w:rPr>
               <w:t>If the destination cloud has a long folder path limitation, the system automatically adjusts the destination's path as per the limitation.</w:t>
@@ -633,7 +633,7 @@
             </w:pPr>
             <w:r>
               <w:rPr>
-                <w:rFonts w:ascii="Arial" w:eastAsia="Arial" w:hAnsi="Arial" w:cs="Arial"/>
+                <w:rFonts w:ascii="Arial" w:hAnsi="Arial" w:cs="Arial" w:eastAsia="Arial"/>
                 <w:b/>
                 <w:sz w:val="21"/>
               </w:rPr>
@@ -657,7 +657,7 @@
             </w:pPr>
             <w:r>
               <w:rPr>
-                <w:rFonts w:ascii="Arial" w:eastAsia="Arial" w:hAnsi="Arial" w:cs="Arial"/>
+                <w:rFonts w:ascii="Arial" w:hAnsi="Arial" w:cs="Arial" w:eastAsia="Arial"/>
                 <w:sz w:val="21"/>
               </w:rPr>
               <w:t>Special characters not supported by the destination cloud will be automatically replaced with underscores (_) or hyphens (-). This ensures that the integrity of the data is maintained during the migration process.</w:t>
@@ -686,7 +686,7 @@
             </w:pPr>
             <w:r>
               <w:rPr>
-                <w:rFonts w:ascii="Arial" w:eastAsia="Arial" w:hAnsi="Arial" w:cs="Arial"/>
+                <w:rFonts w:ascii="Arial" w:hAnsi="Arial" w:cs="Arial" w:eastAsia="Arial"/>
                 <w:b/>
                 <w:sz w:val="21"/>
               </w:rPr>
@@ -710,7 +710,7 @@
             </w:pPr>
             <w:r>
               <w:rPr>
-                <w:rFonts w:ascii="Arial" w:eastAsia="Arial" w:hAnsi="Arial" w:cs="Arial"/>
+                <w:rFonts w:ascii="Arial" w:hAnsi="Arial" w:cs="Arial" w:eastAsia="Arial"/>
                 <w:sz w:val="21"/>
               </w:rPr>
               <w:t>The system retains the addresses of links present within a file, which point to other files in the cloud. These links' addresses will be transformed into appropriate destination formats during Migration.</w:t>
@@ -739,7 +739,7 @@
             </w:pPr>
             <w:r>
               <w:rPr>
-                <w:rFonts w:ascii="Arial" w:eastAsia="Arial" w:hAnsi="Arial" w:cs="Arial"/>
+                <w:rFonts w:ascii="Arial" w:hAnsi="Arial" w:cs="Arial" w:eastAsia="Arial"/>
                 <w:b/>
                 <w:sz w:val="21"/>
               </w:rPr>
@@ -763,7 +763,7 @@
             </w:pPr>
             <w:r>
               <w:rPr>
-                <w:rFonts w:ascii="Arial" w:eastAsia="Arial" w:hAnsi="Arial" w:cs="Arial"/>
+                <w:rFonts w:ascii="Arial" w:hAnsi="Arial" w:cs="Arial" w:eastAsia="Arial"/>
                 <w:sz w:val="21"/>
               </w:rPr>
               <w:t>The system will automatically prevent the generation of email notifications for collaborations on folders/files originating from the destination cloud.</w:t>
@@ -787,10 +787,10 @@
   <w:docDefaults>
     <w:rPrDefault>
       <w:rPr>
-        <w:rFonts w:asciiTheme="minorHAnsi" w:eastAsiaTheme="minorEastAsia" w:hAnsiTheme="minorHAnsi" w:cstheme="minorBidi"/>
+        <w:rFonts w:ascii="Arial" w:hAnsi="Arial" w:cs="Arial" w:eastAsia="Arial"/>
         <w:kern w:val="2"/>
-        <w:sz w:val="24"/>
-        <w:szCs w:val="24"/>
+        <w:sz w:val="21"/>
+        <w:szCs w:val="21"/>
         <w:lang w:val="en-IN" w:eastAsia="en-IN" w:bidi="ar-SA"/>
         <w14:ligatures w14:val="standardContextual"/>
       </w:rPr>
@@ -1186,9 +1186,9 @@
       <w:spacing w:line="259" w:lineRule="auto"/>
     </w:pPr>
     <w:rPr>
-      <w:rFonts w:ascii="Calibri" w:eastAsia="Calibri" w:hAnsi="Calibri" w:cs="Calibri"/>
+      <w:rFonts w:ascii="Arial" w:hAnsi="Arial" w:cs="Arial" w:eastAsia="Arial"/>
       <w:color w:val="000000"/>
-      <w:sz w:val="22"/>
+      <w:sz w:val="21"/>
     </w:rPr>
   </w:style>
   <w:style w:type="character" w:default="1" w:styleId="DefaultParagraphFont">
